--- a/templates/ieee_template.docx
+++ b/templates/ieee_template.docx
@@ -60,7 +60,21 @@
           <w:sz w:val="18"/>
           <w:szCs w:val="18"/>
         </w:rPr>
-        <w:t>{{AUTHOR}}</w:t>
+        <w:t>{{AUTHOR</w:t>
+      </w:r>
+      <w:r>
+        <w:rPr>
+          <w:sz w:val="18"/>
+          <w:szCs w:val="18"/>
+        </w:rPr>
+        <w:t>S</w:t>
+      </w:r>
+      <w:r>
+        <w:rPr>
+          <w:sz w:val="18"/>
+          <w:szCs w:val="18"/>
+        </w:rPr>
+        <w:t>}}</w:t>
       </w:r>
     </w:p>
     <w:p>
